--- a/Assignment_12/Assignment_12_final.docx
+++ b/Assignment_12/Assignment_12_final.docx
@@ -1776,23 +1776,86 @@
     </w:p>
     <w:p>
       <w:pPr>
-        <w:pStyle w:val="Heading2"/>
+        <w:ind w:left="720"/>
+        <w:rPr>
+          <w:rFonts w:asciiTheme="majorHAnsi" w:eastAsiaTheme="majorEastAsia" w:hAnsiTheme="majorHAnsi" w:cstheme="majorBidi"/>
+          <w:b/>
+          <w:bCs/>
+          <w:color w:val="4F81BD" w:themeColor="accent1"/>
+          <w:sz w:val="26"/>
+          <w:szCs w:val="26"/>
+        </w:rPr>
       </w:pPr>
       <w:r>
+        <w:rPr>
+          <w:rFonts w:asciiTheme="majorHAnsi" w:eastAsiaTheme="majorEastAsia" w:hAnsiTheme="majorHAnsi" w:cstheme="majorBidi"/>
+          <w:b/>
+          <w:bCs/>
+          <w:color w:val="4F81BD" w:themeColor="accent1"/>
+          <w:sz w:val="26"/>
+          <w:szCs w:val="26"/>
+        </w:rPr>
         <w:t>CONCLUSION:</w:t>
       </w:r>
     </w:p>
     <w:p>
+      <w:pPr>
+        <w:ind w:left="720"/>
+        <w:rPr>
+          <w:rFonts w:asciiTheme="majorHAnsi" w:eastAsiaTheme="majorEastAsia" w:hAnsiTheme="majorHAnsi" w:cstheme="majorBidi"/>
+          <w:b/>
+          <w:bCs/>
+          <w:color w:val="4F81BD" w:themeColor="accent1"/>
+          <w:sz w:val="26"/>
+          <w:szCs w:val="26"/>
+        </w:rPr>
+      </w:pPr>
       <w:r>
+        <w:rPr>
+          <w:rFonts w:asciiTheme="majorHAnsi" w:eastAsiaTheme="majorEastAsia" w:hAnsiTheme="majorHAnsi" w:cstheme="majorBidi"/>
+          <w:b/>
+          <w:bCs/>
+          <w:color w:val="4F81BD" w:themeColor="accent1"/>
+          <w:sz w:val="26"/>
+          <w:szCs w:val="26"/>
+        </w:rPr>
         <w:t>Thus, the program to find the smallest common divisor and the Greatest Common Divisor of two numbers was successfully implemented using C programming. This program demonstrates the use of loops, conditional statements, and the Euclidean algorithm.</w:t>
       </w:r>
     </w:p>
-    <w:p/>
     <w:p>
       <w:pPr>
-        <w:pStyle w:val="Heading2"/>
+        <w:ind w:left="720"/>
+        <w:rPr>
+          <w:rFonts w:asciiTheme="majorHAnsi" w:eastAsiaTheme="majorEastAsia" w:hAnsiTheme="majorHAnsi" w:cstheme="majorBidi"/>
+          <w:b/>
+          <w:bCs/>
+          <w:color w:val="4F81BD" w:themeColor="accent1"/>
+          <w:sz w:val="26"/>
+          <w:szCs w:val="26"/>
+        </w:rPr>
+      </w:pPr>
+    </w:p>
+    <w:p>
+      <w:pPr>
+        <w:ind w:left="720"/>
+        <w:rPr>
+          <w:rFonts w:asciiTheme="majorHAnsi" w:eastAsiaTheme="majorEastAsia" w:hAnsiTheme="majorHAnsi" w:cstheme="majorBidi"/>
+          <w:b/>
+          <w:bCs/>
+          <w:color w:val="4F81BD" w:themeColor="accent1"/>
+          <w:sz w:val="26"/>
+          <w:szCs w:val="26"/>
+        </w:rPr>
       </w:pPr>
       <w:r>
+        <w:rPr>
+          <w:rFonts w:asciiTheme="majorHAnsi" w:eastAsiaTheme="majorEastAsia" w:hAnsiTheme="majorHAnsi" w:cstheme="majorBidi"/>
+          <w:b/>
+          <w:bCs/>
+          <w:color w:val="4F81BD" w:themeColor="accent1"/>
+          <w:sz w:val="26"/>
+          <w:szCs w:val="26"/>
+        </w:rPr>
         <w:t>FAQs:</w:t>
       </w:r>
     </w:p>
@@ -1802,8 +1865,24 @@
           <w:ilvl w:val="0"/>
           <w:numId w:val="13"/>
         </w:numPr>
+        <w:rPr>
+          <w:rFonts w:asciiTheme="majorHAnsi" w:eastAsiaTheme="majorEastAsia" w:hAnsiTheme="majorHAnsi" w:cstheme="majorBidi"/>
+          <w:b/>
+          <w:bCs/>
+          <w:color w:val="4F81BD" w:themeColor="accent1"/>
+          <w:sz w:val="26"/>
+          <w:szCs w:val="26"/>
+        </w:rPr>
       </w:pPr>
       <w:r>
+        <w:rPr>
+          <w:rFonts w:asciiTheme="majorHAnsi" w:eastAsiaTheme="majorEastAsia" w:hAnsiTheme="majorHAnsi" w:cstheme="majorBidi"/>
+          <w:b/>
+          <w:bCs/>
+          <w:color w:val="4F81BD" w:themeColor="accent1"/>
+          <w:sz w:val="26"/>
+          <w:szCs w:val="26"/>
+        </w:rPr>
         <w:t>What is meant by the Greatest Common Divisor (GCD)?</w:t>
       </w:r>
     </w:p>
@@ -1813,9 +1892,25 @@
           <w:ilvl w:val="0"/>
           <w:numId w:val="13"/>
         </w:numPr>
+        <w:rPr>
+          <w:rFonts w:asciiTheme="majorHAnsi" w:eastAsiaTheme="majorEastAsia" w:hAnsiTheme="majorHAnsi" w:cstheme="majorBidi"/>
+          <w:b/>
+          <w:bCs/>
+          <w:color w:val="4F81BD" w:themeColor="accent1"/>
+          <w:sz w:val="26"/>
+          <w:szCs w:val="26"/>
+        </w:rPr>
       </w:pPr>
       <w:r>
-        <w:t>What is meant by the Greatest Common Divisor (GCD) is an important programming concept because it supports clear problem solving, structured logic, and correct implementation. Understanding it helps in writing programs that are easier to develop, test, and maintain.</w:t>
+        <w:rPr>
+          <w:rFonts w:asciiTheme="majorHAnsi" w:eastAsiaTheme="majorEastAsia" w:hAnsiTheme="majorHAnsi" w:cstheme="majorBidi"/>
+          <w:b/>
+          <w:bCs/>
+          <w:color w:val="4F81BD" w:themeColor="accent1"/>
+          <w:sz w:val="26"/>
+          <w:szCs w:val="26"/>
+        </w:rPr>
+        <w:t>Why does the Euclidean algorithm efficiently compute the GCD?</w:t>
       </w:r>
     </w:p>
     <w:p>
@@ -1824,9 +1919,26 @@
           <w:ilvl w:val="0"/>
           <w:numId w:val="13"/>
         </w:numPr>
+        <w:rPr>
+          <w:rFonts w:asciiTheme="majorHAnsi" w:eastAsiaTheme="majorEastAsia" w:hAnsiTheme="majorHAnsi" w:cstheme="majorBidi"/>
+          <w:b/>
+          <w:bCs/>
+          <w:color w:val="4F81BD" w:themeColor="accent1"/>
+          <w:sz w:val="26"/>
+          <w:szCs w:val="26"/>
+        </w:rPr>
       </w:pPr>
       <w:r>
-        <w:t>Why does the Euclidean algorithm efficiently compute the GCD?</w:t>
+        <w:rPr>
+          <w:rFonts w:asciiTheme="majorHAnsi" w:eastAsiaTheme="majorEastAsia" w:hAnsiTheme="majorHAnsi" w:cstheme="majorBidi"/>
+          <w:b/>
+          <w:bCs/>
+          <w:color w:val="4F81BD" w:themeColor="accent1"/>
+          <w:sz w:val="26"/>
+          <w:szCs w:val="26"/>
+        </w:rPr>
+        <w:lastRenderedPageBreak/>
+        <w:t>How can this program be modified to handle negative numbers?</w:t>
       </w:r>
     </w:p>
     <w:p>
@@ -1835,10 +1947,25 @@
           <w:ilvl w:val="0"/>
           <w:numId w:val="13"/>
         </w:numPr>
+        <w:rPr>
+          <w:rFonts w:asciiTheme="majorHAnsi" w:eastAsiaTheme="majorEastAsia" w:hAnsiTheme="majorHAnsi" w:cstheme="majorBidi"/>
+          <w:b/>
+          <w:bCs/>
+          <w:color w:val="4F81BD" w:themeColor="accent1"/>
+          <w:sz w:val="26"/>
+          <w:szCs w:val="26"/>
+        </w:rPr>
       </w:pPr>
       <w:r>
-        <w:lastRenderedPageBreak/>
-        <w:t>An algorithm is a finite sequence of well-defined steps used to solve a problem. It helps plan the logic of a program clearly before coding and makes the solution easier to analyze, test, and implement.</w:t>
+        <w:rPr>
+          <w:rFonts w:asciiTheme="majorHAnsi" w:eastAsiaTheme="majorEastAsia" w:hAnsiTheme="majorHAnsi" w:cstheme="majorBidi"/>
+          <w:b/>
+          <w:bCs/>
+          <w:color w:val="4F81BD" w:themeColor="accent1"/>
+          <w:sz w:val="26"/>
+          <w:szCs w:val="26"/>
+        </w:rPr>
+        <w:t>What changes are required to compute the Least Common Multiple (LCM) using the GCD?</w:t>
       </w:r>
     </w:p>
     <w:p>
@@ -1847,64 +1974,25 @@
           <w:ilvl w:val="0"/>
           <w:numId w:val="13"/>
         </w:numPr>
+        <w:rPr>
+          <w:rFonts w:asciiTheme="majorHAnsi" w:eastAsiaTheme="majorEastAsia" w:hAnsiTheme="majorHAnsi" w:cstheme="majorBidi"/>
+          <w:b/>
+          <w:bCs/>
+          <w:color w:val="4F81BD" w:themeColor="accent1"/>
+          <w:sz w:val="26"/>
+          <w:szCs w:val="26"/>
+        </w:rPr>
       </w:pPr>
       <w:r>
-        <w:t>How can this program be modified to handle negative numbers?</w:t>
-      </w:r>
-    </w:p>
-    <w:p>
-      <w:pPr>
-        <w:numPr>
-          <w:ilvl w:val="0"/>
-          <w:numId w:val="13"/>
-        </w:numPr>
-      </w:pPr>
-      <w:r>
-        <w:t>How can this program be modified to handle negative numbers is an important programming concept because it supports clear problem solving, structured logic, and correct implementation. Understanding it helps in writing programs that are easier to develop, test, and maintain.</w:t>
-      </w:r>
-    </w:p>
-    <w:p>
-      <w:pPr>
-        <w:numPr>
-          <w:ilvl w:val="0"/>
-          <w:numId w:val="13"/>
-        </w:numPr>
-      </w:pPr>
-      <w:r>
-        <w:t>What changes are required to compute the Least Common Multiple (LCM) using the GCD?</w:t>
-      </w:r>
-    </w:p>
-    <w:p>
-      <w:pPr>
-        <w:numPr>
-          <w:ilvl w:val="0"/>
-          <w:numId w:val="13"/>
-        </w:numPr>
-      </w:pPr>
-      <w:r>
-        <w:t>What changes are required to compute the Least Common Multiple (LCM) using the GCD is an important programming concept because it supports clear problem solving, structured logic, and correct implementation. Understanding it helps in writing programs that are easier to develop, test, and maintain.</w:t>
-      </w:r>
-    </w:p>
-    <w:p>
-      <w:pPr>
-        <w:numPr>
-          <w:ilvl w:val="0"/>
-          <w:numId w:val="13"/>
-        </w:numPr>
-      </w:pPr>
-      <w:r>
+        <w:rPr>
+          <w:rFonts w:asciiTheme="majorHAnsi" w:eastAsiaTheme="majorEastAsia" w:hAnsiTheme="majorHAnsi" w:cstheme="majorBidi"/>
+          <w:b/>
+          <w:bCs/>
+          <w:color w:val="4F81BD" w:themeColor="accent1"/>
+          <w:sz w:val="26"/>
+          <w:szCs w:val="26"/>
+        </w:rPr>
         <w:t>How can this program be extended to find the LCM of two numbers?</w:t>
-      </w:r>
-    </w:p>
-    <w:p>
-      <w:pPr>
-        <w:numPr>
-          <w:ilvl w:val="0"/>
-          <w:numId w:val="13"/>
-        </w:numPr>
-      </w:pPr>
-      <w:r>
-        <w:t>How can this program be extended to find the LCM of two numbers is an important programming concept because it supports clear problem solving, structured logic, and correct implementation. Understanding it helps in writing programs that are easier to develop, test, and maintain.</w:t>
       </w:r>
     </w:p>
     <w:p>
